--- a/heb/docx/31.content.docx
+++ b/heb/docx/31.content.docx
@@ -9,6 +9,8 @@
       </w:pPr>
       <w:r>
         <w:rPr>
+          <w:rtl/>
+          <w:cs/>
           <w:lang w:val="he_IL" w:bidi="he_IL"/>
         </w:rPr>
       </w:r>
@@ -20,12 +22,16 @@
       </w:pPr>
       <w:r>
         <w:rPr>
+          <w:rtl/>
+          <w:cs/>
           <w:lang w:val="he_IL" w:bidi="he_IL"/>
         </w:rPr>
         <w:t>Resource: The Westminster Leningrad Codex</w:t>
       </w:r>
       <w:r>
         <w:rPr>
+          <w:rtl/>
+          <w:cs/>
           <w:lang w:val="he_IL" w:bidi="he_IL"/>
         </w:rPr>
       </w:r>
@@ -36,18 +42,24 @@
       </w:pPr>
       <w:r>
         <w:rPr>
+          <w:rtl/>
+          <w:cs/>
           <w:lang w:val="he_IL" w:bidi="he_IL"/>
         </w:rPr>
       </w:r>
       <w:r>
         <w:rPr>
           <w:b/>
+          <w:rtl/>
+          <w:cs/>
           <w:lang w:val="he_IL" w:bidi="he_IL"/>
         </w:rPr>
         <w:t>The Westminster Leningrad Codex</w:t>
       </w:r>
       <w:r>
         <w:rPr>
+          <w:rtl/>
+          <w:cs/>
           <w:lang w:val="he_IL" w:bidi="he_IL"/>
         </w:rPr>
         <w:t xml:space="preserve"> © 2019 </w:t>
@@ -55,6 +67,8 @@
       <w:hyperlink r:id="rId13">
         <w:r>
           <w:rPr>
+            <w:rtl/>
+            <w:cs/>
             <w:lang w:val="he_IL" w:bidi="he_IL"/>
           </w:rPr>
           <w:rPr>
@@ -66,6 +80,8 @@
       </w:hyperlink>
       <w:r>
         <w:rPr>
+          <w:rtl/>
+          <w:cs/>
           <w:lang w:val="he_IL" w:bidi="he_IL"/>
         </w:rPr>
         <w:t xml:space="preserve">, licensed under a </w:t>
@@ -73,6 +89,8 @@
       <w:hyperlink r:id="rId14">
         <w:r>
           <w:rPr>
+            <w:rtl/>
+            <w:cs/>
             <w:lang w:val="he_IL" w:bidi="he_IL"/>
           </w:rPr>
           <w:rPr>
@@ -84,17 +102,23 @@
       </w:hyperlink>
       <w:r>
         <w:rPr>
+          <w:rtl/>
+          <w:cs/>
           <w:lang w:val="he_IL" w:bidi="he_IL"/>
         </w:rPr>
         <w:t>.</w:t>
       </w:r>
       <w:r>
         <w:rPr>
-          <w:lang w:val="he_IL" w:bidi="he_IL"/>
-        </w:rPr>
-      </w:r>
-      <w:r>
-        <w:rPr>
+          <w:rtl/>
+          <w:cs/>
+          <w:lang w:val="he_IL" w:bidi="he_IL"/>
+        </w:rPr>
+      </w:r>
+      <w:r>
+        <w:rPr>
+          <w:rtl/>
+          <w:cs/>
           <w:lang w:val="he_IL" w:bidi="he_IL"/>
         </w:rPr>
       </w:r>
@@ -106,6 +130,8 @@
       </w:pPr>
       <w:r>
         <w:rPr>
+          <w:rtl/>
+          <w:cs/>
           <w:lang w:val="he_IL" w:bidi="he_IL"/>
         </w:rPr>
         <w:t>The Westminster Leningrad Codex</w:t>
@@ -135,6 +161,8 @@
       </w:pPr>
       <w:r>
         <w:rPr>
+          <w:rtl/>
+          <w:cs/>
           <w:lang w:val="he_IL" w:bidi="he_IL"/>
         </w:rPr>
       </w:r>
@@ -146,6 +174,8 @@
       </w:pPr>
       <w:r>
         <w:rPr>
+          <w:rtl/>
+          <w:cs/>
           <w:lang w:val="he_IL" w:bidi="he_IL"/>
         </w:rPr>
       </w:r>
@@ -156,22 +186,30 @@
       </w:pPr>
       <w:r>
         <w:rPr>
-          <w:lang w:val="he_IL" w:bidi="he_IL"/>
-        </w:rPr>
-      </w:r>
-      <w:r>
-        <w:rPr>
+          <w:rtl/>
+          <w:cs/>
+          <w:lang w:val="he_IL" w:bidi="he_IL"/>
+        </w:rPr>
+      </w:r>
+      <w:r>
+        <w:rPr>
+          <w:rtl/>
+          <w:cs/>
           <w:lang w:val="he_IL" w:bidi="he_IL"/>
         </w:rPr>
         <w:t xml:space="preserve"> </w:t>
       </w:r>
       <w:r>
         <w:rPr>
-          <w:lang w:val="he_IL" w:bidi="he_IL"/>
-        </w:rPr>
-      </w:r>
-      <w:r>
-        <w:rPr>
+          <w:rtl/>
+          <w:cs/>
+          <w:lang w:val="he_IL" w:bidi="he_IL"/>
+        </w:rPr>
+      </w:r>
+      <w:r>
+        <w:rPr>
+          <w:rtl/>
+          <w:cs/>
           <w:lang w:val="he_IL" w:bidi="he_IL"/>
         </w:rPr>
       </w:r>
@@ -198,12 +236,16 @@
       </w:pPr>
       <w:r>
         <w:rPr>
+          <w:rtl/>
+          <w:cs/>
           <w:lang w:val="he_IL" w:bidi="he_IL"/>
         </w:rPr>
         <w:t>Obadiah 1:1</w:t>
       </w:r>
       <w:r>
         <w:rPr>
+          <w:rtl/>
+          <w:cs/>
           <w:lang w:val="he_IL" w:bidi="he_IL"/>
         </w:rPr>
       </w:r>
@@ -214,18 +256,24 @@
       </w:pPr>
       <w:r>
         <w:rPr>
+          <w:rtl/>
+          <w:cs/>
           <w:lang w:val="he_IL" w:bidi="he_IL"/>
         </w:rPr>
       </w:r>
       <w:r>
         <w:rPr>
           <w:vertAlign w:val="superscript"/>
+          <w:rtl/>
+          <w:cs/>
           <w:lang w:val="he_IL" w:bidi="he_IL"/>
         </w:rPr>
         <w:t>1</w:t>
       </w:r>
       <w:r>
         <w:rPr>
+          <w:rtl/>
+          <w:cs/>
           <w:lang w:val="he_IL" w:bidi="he_IL"/>
         </w:rPr>
         <w:t xml:space="preserve"> חֲז֖וֹן עֹֽבַדְיָ֑ה כֹּֽה־אָמַר֩ אֲדֹנָ֨י יְהוִ֜ה לֶאֱד֗וֹם שְׁמוּעָ֨ה שָׁמַ֜עְנוּ מֵאֵ֤ת יְהוָה֙ וְצִיר֙ בַּגּוֹיִ֣ם שֻׁלָּ֔ח ק֛וּמוּ וְנָק֥וּמָה עָלֶיהָ לַמִּלְחָמָֽה׃</w:t>
@@ -237,18 +285,24 @@
       </w:pPr>
       <w:r>
         <w:rPr>
+          <w:rtl/>
+          <w:cs/>
           <w:lang w:val="he_IL" w:bidi="he_IL"/>
         </w:rPr>
       </w:r>
       <w:r>
         <w:rPr>
           <w:vertAlign w:val="superscript"/>
+          <w:rtl/>
+          <w:cs/>
           <w:lang w:val="he_IL" w:bidi="he_IL"/>
         </w:rPr>
         <w:t>2</w:t>
       </w:r>
       <w:r>
         <w:rPr>
+          <w:rtl/>
+          <w:cs/>
           <w:lang w:val="he_IL" w:bidi="he_IL"/>
         </w:rPr>
         <w:t xml:space="preserve"> הִנֵּ֥ה קָטֹ֛ן נְתַתִּ֖יךָ בַּגּוֹיִ֑ם בָּז֥וּי אַתָּ֖ה מְאֹֽד׃</w:t>
@@ -260,18 +314,24 @@
       </w:pPr>
       <w:r>
         <w:rPr>
+          <w:rtl/>
+          <w:cs/>
           <w:lang w:val="he_IL" w:bidi="he_IL"/>
         </w:rPr>
       </w:r>
       <w:r>
         <w:rPr>
           <w:vertAlign w:val="superscript"/>
+          <w:rtl/>
+          <w:cs/>
           <w:lang w:val="he_IL" w:bidi="he_IL"/>
         </w:rPr>
         <w:t>3</w:t>
       </w:r>
       <w:r>
         <w:rPr>
+          <w:rtl/>
+          <w:cs/>
           <w:lang w:val="he_IL" w:bidi="he_IL"/>
         </w:rPr>
         <w:t xml:space="preserve"> זְד֤וֹן לִבְּךָ֙ הִשִּׁיאֶ֔ךָ שֹׁכְנִ֥י בְחַגְוֵי־סֶּ֖לַע מְר֣וֹם שִׁבְתּ֑וֹ אֹמֵ֣ר בְּלִבּ֔וֹ מִ֥י יוֹרִדֵ֖נִי אָֽרֶץ׃</w:t>
@@ -283,18 +343,24 @@
       </w:pPr>
       <w:r>
         <w:rPr>
+          <w:rtl/>
+          <w:cs/>
           <w:lang w:val="he_IL" w:bidi="he_IL"/>
         </w:rPr>
       </w:r>
       <w:r>
         <w:rPr>
           <w:vertAlign w:val="superscript"/>
+          <w:rtl/>
+          <w:cs/>
           <w:lang w:val="he_IL" w:bidi="he_IL"/>
         </w:rPr>
         <w:t>4</w:t>
       </w:r>
       <w:r>
         <w:rPr>
+          <w:rtl/>
+          <w:cs/>
           <w:lang w:val="he_IL" w:bidi="he_IL"/>
         </w:rPr>
         <w:t xml:space="preserve"> אִם־תַּגְבִּ֣יהַּ כַּנֶּ֔שֶׁר וְאִם־בֵּ֥ין כּֽוֹכָבִ֖ים שִׂ֣ים קִנֶּ֑ךָ מִשָּׁ֥ם אוֹרִֽידְךָ֖ נְאֻם־יְהוָֽה׃</w:t>
@@ -306,18 +372,24 @@
       </w:pPr>
       <w:r>
         <w:rPr>
+          <w:rtl/>
+          <w:cs/>
           <w:lang w:val="he_IL" w:bidi="he_IL"/>
         </w:rPr>
       </w:r>
       <w:r>
         <w:rPr>
           <w:vertAlign w:val="superscript"/>
+          <w:rtl/>
+          <w:cs/>
           <w:lang w:val="he_IL" w:bidi="he_IL"/>
         </w:rPr>
         <w:t>5</w:t>
       </w:r>
       <w:r>
         <w:rPr>
+          <w:rtl/>
+          <w:cs/>
           <w:lang w:val="he_IL" w:bidi="he_IL"/>
         </w:rPr>
         <w:t xml:space="preserve"> אִם־גַּנָּבִ֤ים בָּאֽוּ־לְךָ֙ אִם־שׁ֣וֹדְדֵי לַ֔יְלָה אֵ֣יךְ נִדְמֵ֔יתָה הֲל֥וֹא יִגְנְב֖וּ דַּיָּ֑ם אִם־בֹּֽצְרִים֙ בָּ֣אוּ לָ֔ךְ הֲל֖וֹא יַשְׁאִ֥ירוּ עֹלֵלֽוֹת׃</w:t>
@@ -329,18 +401,24 @@
       </w:pPr>
       <w:r>
         <w:rPr>
+          <w:rtl/>
+          <w:cs/>
           <w:lang w:val="he_IL" w:bidi="he_IL"/>
         </w:rPr>
       </w:r>
       <w:r>
         <w:rPr>
           <w:vertAlign w:val="superscript"/>
+          <w:rtl/>
+          <w:cs/>
           <w:lang w:val="he_IL" w:bidi="he_IL"/>
         </w:rPr>
         <w:t>6</w:t>
       </w:r>
       <w:r>
         <w:rPr>
+          <w:rtl/>
+          <w:cs/>
           <w:lang w:val="he_IL" w:bidi="he_IL"/>
         </w:rPr>
         <w:t xml:space="preserve"> אֵ֚יךְ נֶחְפְּשׂ֣וּ עֵשָׂ֔ו נִבְע֖וּ מַצְפֻּנָֽיו׃</w:t>
@@ -352,18 +430,24 @@
       </w:pPr>
       <w:r>
         <w:rPr>
+          <w:rtl/>
+          <w:cs/>
           <w:lang w:val="he_IL" w:bidi="he_IL"/>
         </w:rPr>
       </w:r>
       <w:r>
         <w:rPr>
           <w:vertAlign w:val="superscript"/>
+          <w:rtl/>
+          <w:cs/>
           <w:lang w:val="he_IL" w:bidi="he_IL"/>
         </w:rPr>
         <w:t>7</w:t>
       </w:r>
       <w:r>
         <w:rPr>
+          <w:rtl/>
+          <w:cs/>
           <w:lang w:val="he_IL" w:bidi="he_IL"/>
         </w:rPr>
         <w:t xml:space="preserve"> עַֽד־הַגְּב֣וּל שִׁלְּח֗וּךָ כֹּ֚ל אַנְשֵׁ֣י בְרִיתֶ֔ךָ הִשִּׁיא֛וּךָ יָכְל֥וּ לְךָ֖ אַנְשֵׁ֣י שְׁלֹמֶ֑ךָ לַחְמְךָ֗ יָשִׂ֤ימוּ מָזוֹר֙ תַּחְתֶּ֔יךָ אֵ֥ין תְּבוּנָ֖ה בּֽוֹ׃</w:t>
@@ -375,18 +459,24 @@
       </w:pPr>
       <w:r>
         <w:rPr>
+          <w:rtl/>
+          <w:cs/>
           <w:lang w:val="he_IL" w:bidi="he_IL"/>
         </w:rPr>
       </w:r>
       <w:r>
         <w:rPr>
           <w:vertAlign w:val="superscript"/>
+          <w:rtl/>
+          <w:cs/>
           <w:lang w:val="he_IL" w:bidi="he_IL"/>
         </w:rPr>
         <w:t>8</w:t>
       </w:r>
       <w:r>
         <w:rPr>
+          <w:rtl/>
+          <w:cs/>
           <w:lang w:val="he_IL" w:bidi="he_IL"/>
         </w:rPr>
         <w:t xml:space="preserve"> הֲל֛וֹא בַּיּ֥וֹם הַה֖וּא נְאֻם־יְהוָ֑ה וְהַאֲבַדְתִּ֤י חֲכָמִים֙ מֵֽאֱד֔וֹם וּתְבוּנָ֖ה מֵהַ֥ר עֵשָֽׂו׃</w:t>
@@ -398,18 +488,24 @@
       </w:pPr>
       <w:r>
         <w:rPr>
+          <w:rtl/>
+          <w:cs/>
           <w:lang w:val="he_IL" w:bidi="he_IL"/>
         </w:rPr>
       </w:r>
       <w:r>
         <w:rPr>
           <w:vertAlign w:val="superscript"/>
+          <w:rtl/>
+          <w:cs/>
           <w:lang w:val="he_IL" w:bidi="he_IL"/>
         </w:rPr>
         <w:t>9</w:t>
       </w:r>
       <w:r>
         <w:rPr>
+          <w:rtl/>
+          <w:cs/>
           <w:lang w:val="he_IL" w:bidi="he_IL"/>
         </w:rPr>
         <w:t xml:space="preserve"> וְחַתּ֥וּ גִבּוֹרֶ֖יךָ תֵּימָ֑ן לְמַ֧עַן יִכָּֽרֶת־אִ֛ישׁ מֵהַ֥ר עֵשָׂ֖ו מִקָּֽטֶל׃</w:t>
@@ -421,18 +517,24 @@
       </w:pPr>
       <w:r>
         <w:rPr>
+          <w:rtl/>
+          <w:cs/>
           <w:lang w:val="he_IL" w:bidi="he_IL"/>
         </w:rPr>
       </w:r>
       <w:r>
         <w:rPr>
           <w:vertAlign w:val="superscript"/>
+          <w:rtl/>
+          <w:cs/>
           <w:lang w:val="he_IL" w:bidi="he_IL"/>
         </w:rPr>
         <w:t>10</w:t>
       </w:r>
       <w:r>
         <w:rPr>
+          <w:rtl/>
+          <w:cs/>
           <w:lang w:val="he_IL" w:bidi="he_IL"/>
         </w:rPr>
         <w:t xml:space="preserve"> מֵחֲמַ֛ס אָחִ֥יךָ יַעֲקֹ֖ב תְּכַסְּךָ֣ בוּשָׁ֑ה וְנִכְרַ֖תָּ לְעוֹלָֽם׃</w:t>
@@ -444,18 +546,24 @@
       </w:pPr>
       <w:r>
         <w:rPr>
+          <w:rtl/>
+          <w:cs/>
           <w:lang w:val="he_IL" w:bidi="he_IL"/>
         </w:rPr>
       </w:r>
       <w:r>
         <w:rPr>
           <w:vertAlign w:val="superscript"/>
+          <w:rtl/>
+          <w:cs/>
           <w:lang w:val="he_IL" w:bidi="he_IL"/>
         </w:rPr>
         <w:t>11</w:t>
       </w:r>
       <w:r>
         <w:rPr>
+          <w:rtl/>
+          <w:cs/>
           <w:lang w:val="he_IL" w:bidi="he_IL"/>
         </w:rPr>
         <w:t xml:space="preserve"> בְּיוֹם֙ עֲמָֽדְךָ֣ מִנֶּ֔גֶד בְּי֛וֹם שְׁב֥וֹת זָרִ֖ים חֵיל֑וֹ וְנָכְרִ֞ים בָּ֣אוּ שערו וְעַל־יְרוּשָׁלִַ֙ם֙ יַדּ֣וּ גוֹרָ֔ל גַּם־אַתָּ֖ה כְּאַחַ֥ד מֵהֶֽם׃</w:t>
@@ -467,18 +575,24 @@
       </w:pPr>
       <w:r>
         <w:rPr>
+          <w:rtl/>
+          <w:cs/>
           <w:lang w:val="he_IL" w:bidi="he_IL"/>
         </w:rPr>
       </w:r>
       <w:r>
         <w:rPr>
           <w:vertAlign w:val="superscript"/>
+          <w:rtl/>
+          <w:cs/>
           <w:lang w:val="he_IL" w:bidi="he_IL"/>
         </w:rPr>
         <w:t>12</w:t>
       </w:r>
       <w:r>
         <w:rPr>
+          <w:rtl/>
+          <w:cs/>
           <w:lang w:val="he_IL" w:bidi="he_IL"/>
         </w:rPr>
         <w:t xml:space="preserve"> וְאַל־תֵּ֤רֶא בְיוֹם־אָחִ֙יךָ֙ בְּי֣וֹם נָכְר֔וֹ וְאַל־תִּשְׂמַ֥ח לִבְנֵֽי־יְהוּדָ֖ה בְּי֣וֹם אָבְדָ֑ם וְאַל־תַּגְדֵּ֥ל פִּ֖יךָ בְּי֥וֹם צָרָֽה׃</w:t>
@@ -490,18 +604,24 @@
       </w:pPr>
       <w:r>
         <w:rPr>
+          <w:rtl/>
+          <w:cs/>
           <w:lang w:val="he_IL" w:bidi="he_IL"/>
         </w:rPr>
       </w:r>
       <w:r>
         <w:rPr>
           <w:vertAlign w:val="superscript"/>
+          <w:rtl/>
+          <w:cs/>
           <w:lang w:val="he_IL" w:bidi="he_IL"/>
         </w:rPr>
         <w:t>13</w:t>
       </w:r>
       <w:r>
         <w:rPr>
+          <w:rtl/>
+          <w:cs/>
           <w:lang w:val="he_IL" w:bidi="he_IL"/>
         </w:rPr>
         <w:t xml:space="preserve"> אַל־תָּב֤וֹא בְשַֽׁעַר־עַמִּי֙ בְּי֣וֹם אֵידָ֔ם אַל־תֵּ֧רֶא גַם־אַתָּ֛ה בְּרָעָת֖וֹ בְּי֣וֹם אֵיד֑וֹ וְאַל־תִּשְׁלַ֥חְנָה בְחֵיל֖וֹ בְּי֥וֹם אֵידֽוֹ׃</w:t>
@@ -513,18 +633,24 @@
       </w:pPr>
       <w:r>
         <w:rPr>
+          <w:rtl/>
+          <w:cs/>
           <w:lang w:val="he_IL" w:bidi="he_IL"/>
         </w:rPr>
       </w:r>
       <w:r>
         <w:rPr>
           <w:vertAlign w:val="superscript"/>
+          <w:rtl/>
+          <w:cs/>
           <w:lang w:val="he_IL" w:bidi="he_IL"/>
         </w:rPr>
         <w:t>14</w:t>
       </w:r>
       <w:r>
         <w:rPr>
+          <w:rtl/>
+          <w:cs/>
           <w:lang w:val="he_IL" w:bidi="he_IL"/>
         </w:rPr>
         <w:t xml:space="preserve"> וְאַֽל־תַּעֲמֹד֙ עַל־הַפֶּ֔רֶק לְהַכְרִ֖ית אֶת־פְּלִיטָ֑יו וְאַל־תַּסְגֵּ֥ר שְׂרִידָ֖יו בְּי֥וֹם צָרָֽה׃</w:t>
@@ -536,18 +662,24 @@
       </w:pPr>
       <w:r>
         <w:rPr>
+          <w:rtl/>
+          <w:cs/>
           <w:lang w:val="he_IL" w:bidi="he_IL"/>
         </w:rPr>
       </w:r>
       <w:r>
         <w:rPr>
           <w:vertAlign w:val="superscript"/>
+          <w:rtl/>
+          <w:cs/>
           <w:lang w:val="he_IL" w:bidi="he_IL"/>
         </w:rPr>
         <w:t>15</w:t>
       </w:r>
       <w:r>
         <w:rPr>
+          <w:rtl/>
+          <w:cs/>
           <w:lang w:val="he_IL" w:bidi="he_IL"/>
         </w:rPr>
         <w:t xml:space="preserve"> כִּֽי־קָר֥וֹב יוֹם־יְהוָ֖ה עַל־כָּל־הַגּוֹיִ֑ם כַּאֲשֶׁ֤ר עָשִׂ֙יתָ֙ יֵעָ֣שֶׂה לָּ֔ךְ גְּמֻלְךָ֖ יָשׁ֥וּב בְּרֹאשֶֽׁךָ׃</w:t>
@@ -559,18 +691,24 @@
       </w:pPr>
       <w:r>
         <w:rPr>
+          <w:rtl/>
+          <w:cs/>
           <w:lang w:val="he_IL" w:bidi="he_IL"/>
         </w:rPr>
       </w:r>
       <w:r>
         <w:rPr>
           <w:vertAlign w:val="superscript"/>
+          <w:rtl/>
+          <w:cs/>
           <w:lang w:val="he_IL" w:bidi="he_IL"/>
         </w:rPr>
         <w:t>16</w:t>
       </w:r>
       <w:r>
         <w:rPr>
+          <w:rtl/>
+          <w:cs/>
           <w:lang w:val="he_IL" w:bidi="he_IL"/>
         </w:rPr>
         <w:t xml:space="preserve"> כִּ֗י כַּֽאֲשֶׁ֤ר שְׁתִיתֶם֙ עַל־הַ֣ר קָדְשִׁ֔י יִשְׁתּ֥וּ כָֽל־הַגּוֹיִ֖ם תָּמִ֑יד וְשָׁת֣וּ וְלָע֔וּ וְהָי֖וּ כְּל֥וֹא הָיֽוּ׃</w:t>
@@ -582,18 +720,24 @@
       </w:pPr>
       <w:r>
         <w:rPr>
+          <w:rtl/>
+          <w:cs/>
           <w:lang w:val="he_IL" w:bidi="he_IL"/>
         </w:rPr>
       </w:r>
       <w:r>
         <w:rPr>
           <w:vertAlign w:val="superscript"/>
+          <w:rtl/>
+          <w:cs/>
           <w:lang w:val="he_IL" w:bidi="he_IL"/>
         </w:rPr>
         <w:t>17</w:t>
       </w:r>
       <w:r>
         <w:rPr>
+          <w:rtl/>
+          <w:cs/>
           <w:lang w:val="he_IL" w:bidi="he_IL"/>
         </w:rPr>
         <w:t xml:space="preserve"> וּבְהַ֥ר צִיּ֛וֹן תִּהְיֶ֥ה פְלֵיטָ֖ה וְהָ֣יָה קֹ֑דֶשׁ וְיָֽרְשׁוּ֙ בֵּ֣ית יַֽעֲקֹ֔ב אֵ֖ת מוֹרָֽשֵׁיהֶם׃</w:t>
@@ -605,18 +749,24 @@
       </w:pPr>
       <w:r>
         <w:rPr>
+          <w:rtl/>
+          <w:cs/>
           <w:lang w:val="he_IL" w:bidi="he_IL"/>
         </w:rPr>
       </w:r>
       <w:r>
         <w:rPr>
           <w:vertAlign w:val="superscript"/>
+          <w:rtl/>
+          <w:cs/>
           <w:lang w:val="he_IL" w:bidi="he_IL"/>
         </w:rPr>
         <w:t>18</w:t>
       </w:r>
       <w:r>
         <w:rPr>
+          <w:rtl/>
+          <w:cs/>
           <w:lang w:val="he_IL" w:bidi="he_IL"/>
         </w:rPr>
         <w:t xml:space="preserve"> וְהָיָה֩ בֵית־יַעֲקֹ֨ב אֵ֜שׁ וּבֵ֧ית יוֹסֵ֣ף לֶהָבָ֗ה וּבֵ֤ית עֵשָׂו֙ לְקַ֔שׁ וְדָלְק֥וּ בָהֶ֖ם וַאֲכָל֑וּם וְלֹֽא־יִֽהְיֶ֤ה שָׂרִיד֙ לְבֵ֣ית עֵשָׂ֔ו כִּ֥י יְהוָ֖ה דִּבֵּֽר׃</w:t>
@@ -628,18 +778,24 @@
       </w:pPr>
       <w:r>
         <w:rPr>
+          <w:rtl/>
+          <w:cs/>
           <w:lang w:val="he_IL" w:bidi="he_IL"/>
         </w:rPr>
       </w:r>
       <w:r>
         <w:rPr>
           <w:vertAlign w:val="superscript"/>
+          <w:rtl/>
+          <w:cs/>
           <w:lang w:val="he_IL" w:bidi="he_IL"/>
         </w:rPr>
         <w:t>19</w:t>
       </w:r>
       <w:r>
         <w:rPr>
+          <w:rtl/>
+          <w:cs/>
           <w:lang w:val="he_IL" w:bidi="he_IL"/>
         </w:rPr>
         <w:t xml:space="preserve"> וְיָרְשׁ֨וּ הַנֶּ֜גֶב אֶת־הַ֣ר עֵשָׂ֗ו וְהַשְּׁפֵלָה֙ אֶת־פְּלִשְׁתִּ֔ים וְיָרְשׁוּ֙ אֶת־שְׂדֵ֣ה אֶפְרַ֔יִם וְאֵ֖ת שְׂדֵ֣ה שֹׁמְר֑וֹן וּבִנְיָמִ֖ן אֶת־הַגִּלְעָֽד׃</w:t>
@@ -651,18 +807,24 @@
       </w:pPr>
       <w:r>
         <w:rPr>
+          <w:rtl/>
+          <w:cs/>
           <w:lang w:val="he_IL" w:bidi="he_IL"/>
         </w:rPr>
       </w:r>
       <w:r>
         <w:rPr>
           <w:vertAlign w:val="superscript"/>
+          <w:rtl/>
+          <w:cs/>
           <w:lang w:val="he_IL" w:bidi="he_IL"/>
         </w:rPr>
         <w:t>20</w:t>
       </w:r>
       <w:r>
         <w:rPr>
+          <w:rtl/>
+          <w:cs/>
           <w:lang w:val="he_IL" w:bidi="he_IL"/>
         </w:rPr>
         <w:t xml:space="preserve"> וְגָלֻ֣ת הַֽחֵל־הַ֠זֶּה לִבְנֵ֨י יִשְׂרָאֵ֤ל אֲשֶֽׁר־כְּנַעֲנִים֙ עַד־צָ֣רְפַ֔ת וְגָלֻ֥ת יְרוּשָׁלִַ֖ם אֲשֶׁ֣ר בִּסְפָרַ֑ד יִֽרְשׁ֕וּ אֵ֖ת עָרֵ֥י הַנֶּֽגֶב׃</w:t>
@@ -674,18 +836,24 @@
       </w:pPr>
       <w:r>
         <w:rPr>
+          <w:rtl/>
+          <w:cs/>
           <w:lang w:val="he_IL" w:bidi="he_IL"/>
         </w:rPr>
       </w:r>
       <w:r>
         <w:rPr>
           <w:vertAlign w:val="superscript"/>
+          <w:rtl/>
+          <w:cs/>
           <w:lang w:val="he_IL" w:bidi="he_IL"/>
         </w:rPr>
         <w:t>21</w:t>
       </w:r>
       <w:r>
         <w:rPr>
+          <w:rtl/>
+          <w:cs/>
           <w:lang w:val="he_IL" w:bidi="he_IL"/>
         </w:rPr>
         <w:t xml:space="preserve"> וְעָל֤וּ מֽוֹשִׁעִים֙ בְּהַ֣ר צִיּ֔וֹן לִשְׁפֹּ֖ט אֶת־הַ֣ר עֵשָׂ֑ו וְהָיְתָ֥ה לַֽיהוָ֖ה הַמְּלוּכָֽה׃</w:t>
